--- a/thesis_reference.docx
+++ b/thesis_reference.docx
@@ -596,6 +596,9 @@
   <w:style w:type="paragraph" w:default="1" w:styleId="Normal">
     <w:name w:val="Normal"/>
     <w:qFormat/>
+    <w:pPr xmlns:w="http://schemas.openxmlformats.org/wordprocessingml/2006/main">
+      <w:spacing xmlns:w="http://schemas.openxmlformats.org/wordprocessingml/2006/main" w:line="360" w:lineRule="auto"/>
+    </w:pPr>
   </w:style>
   <w:style w:type="paragraph" w:styleId="BodyText">
     <w:name w:val="Body Text"/>
@@ -769,9 +772,10 @@
     </w:pPr>
     <w:rPr>
       <w:rFonts w:asciiTheme="majorHAnsi" w:eastAsiaTheme="majorEastAsia" w:hAnsiTheme="majorHAnsi" w:cstheme="majorBidi"/>
-      <w:color w:val="0F4761" w:themeColor="accent1" w:themeShade="BF"/>
       <w:sz w:val="40"/>
       <w:szCs w:val="40"/>
+      <w:color xmlns:w="http://schemas.openxmlformats.org/wordprocessingml/2006/main" w:val="CF0063"/>
+      <w:b xmlns:w="http://schemas.openxmlformats.org/wordprocessingml/2006/main"/>
     </w:rPr>
   </w:style>
   <w:style w:type="paragraph" w:styleId="Heading2">
@@ -792,9 +796,10 @@
     </w:pPr>
     <w:rPr>
       <w:rFonts w:asciiTheme="majorHAnsi" w:eastAsiaTheme="majorEastAsia" w:hAnsiTheme="majorHAnsi" w:cstheme="majorBidi"/>
-      <w:color w:val="0F4761" w:themeColor="accent1" w:themeShade="BF"/>
       <w:sz w:val="32"/>
       <w:szCs w:val="32"/>
+      <w:color xmlns:w="http://schemas.openxmlformats.org/wordprocessingml/2006/main" w:val="CF0063"/>
+      <w:b xmlns:w="http://schemas.openxmlformats.org/wordprocessingml/2006/main"/>
     </w:rPr>
   </w:style>
   <w:style w:type="paragraph" w:styleId="Heading3">
@@ -815,9 +820,10 @@
     </w:pPr>
     <w:rPr>
       <w:rFonts w:eastAsiaTheme="majorEastAsia" w:cstheme="majorBidi"/>
-      <w:color w:val="0F4761" w:themeColor="accent1" w:themeShade="BF"/>
       <w:sz w:val="28"/>
       <w:szCs w:val="28"/>
+      <w:color xmlns:w="http://schemas.openxmlformats.org/wordprocessingml/2006/main" w:val="CF0063"/>
+      <w:b xmlns:w="http://schemas.openxmlformats.org/wordprocessingml/2006/main"/>
     </w:rPr>
   </w:style>
   <w:style w:type="paragraph" w:styleId="Heading4">
@@ -1245,6 +1251,34 @@
     <w:pPr>
       <w:jc w:val="center"/>
     </w:pPr>
+  </w:style>
+  <w:style xmlns:w="http://schemas.openxmlformats.org/wordprocessingml/2006/main" w:type="paragraph" w:customStyle="1" w:styleId="CoverTitle">
+    <w:name w:val="Cover Title"/>
+    <w:basedOn w:val="Normal"/>
+    <w:qFormat/>
+    <w:pPr>
+      <w:jc w:val="center"/>
+      <w:spacing w:before="160" w:after="160" w:line="280" w:lineRule="auto"/>
+    </w:pPr>
+    <w:rPr>
+      <w:b/>
+      <w:color w:val="CF0063"/>
+      <w:sz w:val="36"/>
+    </w:rPr>
+  </w:style>
+  <w:style xmlns:w="http://schemas.openxmlformats.org/wordprocessingml/2006/main" w:type="paragraph" w:customStyle="1" w:styleId="CoverSubtitle">
+    <w:name w:val="Cover Subtitle"/>
+    <w:basedOn w:val="Normal"/>
+    <w:qFormat/>
+    <w:pPr>
+      <w:jc w:val="center"/>
+      <w:spacing w:before="80" w:after="80" w:line="280" w:lineRule="auto"/>
+    </w:pPr>
+    <w:rPr>
+      <w:i/>
+      <w:color w:val="CF0063"/>
+      <w:sz w:val="26"/>
+    </w:rPr>
   </w:style>
 </w:styles>
 </file>
